--- a/testakten/sachverstaendigengutachten-ki-vorwurf-lg-regensburg-sieglinger/03_beweisbeschluss_15_01_2025.docx
+++ b/testakten/sachverstaendigengutachten-ki-vorwurf-lg-regensburg-sieglinger/03_beweisbeschluss_15_01_2025.docx
@@ -4,69 +4,195 @@
   <w:body>
     <w:p>
       <w:pPr>
-        <w:pStyle w:val="Heading1"/>
+        <w:jc w:val="center"/>
       </w:pPr>
       <w:r>
         <w:rPr>
-          <w:rFonts w:ascii="Times New Roman" w:hAnsi="Times New Roman"/>
+          <w:b/>
+          <w:color w:val="5A5A5A"/>
+          <w:sz w:val="16"/>
         </w:rPr>
-        <w:t>Beweisbeschluss vom 15.01.2025</w:t>
+        <w:t>FREISTAAT BAYERN</w:t>
       </w:r>
     </w:p>
     <w:p>
       <w:pPr>
-        <w:jc w:val="left"/>
+        <w:jc w:val="center"/>
       </w:pPr>
       <w:r>
-        <w:t>LG Regensburg, 4. Zivilkammer</w:t>
+        <w:rPr>
+          <w:b/>
+          <w:color w:val="23364D"/>
+          <w:sz w:val="30"/>
+        </w:rPr>
+        <w:t>LANDGERICHT REGENSBURG</w:t>
       </w:r>
     </w:p>
     <w:p>
       <w:pPr>
-        <w:jc w:val="left"/>
+        <w:jc w:val="center"/>
       </w:pPr>
       <w:r>
-        <w:t>4 O 1287/24</w:t>
+        <w:rPr>
+          <w:sz w:val="18"/>
+        </w:rPr>
+        <w:t>4. Zivilkammer | Augustenstraße 5 | 93049 Regensburg</w:t>
+      </w:r>
+    </w:p>
+    <w:tbl>
+      <w:tblPr>
+        <w:tblW w:type="auto" w:w="0"/>
+        <w:jc w:val="right"/>
+        <w:tblLayout w:type="fixed"/>
+        <w:tblLook w:firstColumn="1" w:firstRow="1" w:lastColumn="0" w:lastRow="0" w:noHBand="0" w:noVBand="1" w:val="04A0"/>
+      </w:tblPr>
+      <w:tblGrid>
+        <w:gridCol w:w="4719"/>
+        <w:gridCol w:w="4719"/>
+      </w:tblGrid>
+      <w:tr>
+        <w:tc>
+          <w:tcPr>
+            <w:tcW w:type="dxa" w:w="2381"/>
+            <w:tcMar>
+              <w:top w:w="45" w:type="dxa"/>
+              <w:start w:w="70" w:type="dxa"/>
+              <w:bottom w:w="45" w:type="dxa"/>
+              <w:end w:w="70" w:type="dxa"/>
+            </w:tcMar>
+          </w:tcPr>
+          <w:p>
+            <w:r>
+              <w:rPr>
+                <w:b/>
+                <w:sz w:val="18"/>
+              </w:rPr>
+              <w:t>Aktenzeichen</w:t>
+            </w:r>
+          </w:p>
+        </w:tc>
+        <w:tc>
+          <w:tcPr>
+            <w:tcW w:type="dxa" w:w="6520"/>
+            <w:tcMar>
+              <w:top w:w="45" w:type="dxa"/>
+              <w:start w:w="70" w:type="dxa"/>
+              <w:bottom w:w="45" w:type="dxa"/>
+              <w:end w:w="70" w:type="dxa"/>
+            </w:tcMar>
+          </w:tcPr>
+          <w:p>
+            <w:r>
+              <w:rPr>
+                <w:sz w:val="18"/>
+              </w:rPr>
+              <w:t>4 O 1287/24</w:t>
+            </w:r>
+          </w:p>
+        </w:tc>
+      </w:tr>
+      <w:tr>
+        <w:tc>
+          <w:tcPr>
+            <w:tcW w:type="dxa" w:w="2381"/>
+            <w:tcMar>
+              <w:top w:w="45" w:type="dxa"/>
+              <w:start w:w="70" w:type="dxa"/>
+              <w:bottom w:w="45" w:type="dxa"/>
+              <w:end w:w="70" w:type="dxa"/>
+            </w:tcMar>
+          </w:tcPr>
+          <w:p>
+            <w:r>
+              <w:rPr>
+                <w:b/>
+                <w:sz w:val="18"/>
+              </w:rPr>
+              <w:t>Geschäftsstelle</w:t>
+            </w:r>
+          </w:p>
+        </w:tc>
+        <w:tc>
+          <w:tcPr>
+            <w:tcW w:type="dxa" w:w="6520"/>
+            <w:tcMar>
+              <w:top w:w="45" w:type="dxa"/>
+              <w:start w:w="70" w:type="dxa"/>
+              <w:bottom w:w="45" w:type="dxa"/>
+              <w:end w:w="70" w:type="dxa"/>
+            </w:tcMar>
+          </w:tcPr>
+          <w:p>
+            <w:r>
+              <w:rPr>
+                <w:sz w:val="18"/>
+              </w:rPr>
+              <w:t>Frau Rechtspflegerin Anna Vogelsang, Durchwahl 0941 2003-214</w:t>
+            </w:r>
+          </w:p>
+        </w:tc>
+      </w:tr>
+      <w:tr>
+        <w:tc>
+          <w:tcPr>
+            <w:tcW w:type="dxa" w:w="2381"/>
+            <w:tcMar>
+              <w:top w:w="45" w:type="dxa"/>
+              <w:start w:w="70" w:type="dxa"/>
+              <w:bottom w:w="45" w:type="dxa"/>
+              <w:end w:w="70" w:type="dxa"/>
+            </w:tcMar>
+          </w:tcPr>
+          <w:p>
+            <w:r>
+              <w:rPr>
+                <w:b/>
+                <w:sz w:val="18"/>
+              </w:rPr>
+              <w:t>Datum</w:t>
+            </w:r>
+          </w:p>
+        </w:tc>
+        <w:tc>
+          <w:tcPr>
+            <w:tcW w:type="dxa" w:w="6520"/>
+            <w:tcMar>
+              <w:top w:w="45" w:type="dxa"/>
+              <w:start w:w="70" w:type="dxa"/>
+              <w:bottom w:w="45" w:type="dxa"/>
+              <w:end w:w="70" w:type="dxa"/>
+            </w:tcMar>
+          </w:tcPr>
+          <w:p>
+            <w:r>
+              <w:rPr>
+                <w:sz w:val="18"/>
+              </w:rPr>
+              <w:t>15. Januar 2025</w:t>
+            </w:r>
+          </w:p>
+        </w:tc>
+      </w:tr>
+    </w:tbl>
+    <w:p/>
+    <w:p>
+      <w:r>
+        <w:t>In dem Rechtsstreit</w:t>
+        <w:br/>
+        <w:t>Hartmut Sieglinger gegen Burgwald Energietechnik GmbH</w:t>
       </w:r>
     </w:p>
     <w:p>
       <w:pPr>
-        <w:jc w:val="left"/>
-      </w:pPr>
-      <w:r>
-        <w:t>In dem Rechtsstreit</w:t>
-      </w:r>
-    </w:p>
-    <w:p>
-      <w:pPr>
-        <w:jc w:val="left"/>
-      </w:pPr>
-      <w:r>
-        <w:t>Sieglinger ./. Burgwald Energietechnik GmbH</w:t>
-      </w:r>
-    </w:p>
-    <w:p>
-      <w:pPr>
-        <w:jc w:val="left"/>
-      </w:pPr>
-      <w:r>
-        <w:t>ergeht folgender</w:t>
-      </w:r>
-    </w:p>
-    <w:p>
-      <w:pPr>
-        <w:jc w:val="left"/>
+        <w:pStyle w:val="Heading1"/>
       </w:pPr>
       <w:r>
         <w:t>Beweisbeschluss</w:t>
       </w:r>
     </w:p>
     <w:p>
-      <w:pPr>
-        <w:jc w:val="left"/>
-      </w:pPr>
       <w:r>
-        <w:t>Es soll Beweis erhoben werden über die folgenden Behauptungen durch Einholung eines schriftlichen Sachverstaendigengutachtens:</w:t>
+        <w:t>Die Kammer hat am 15. Januar 2025 durch den Vorsitzenden Richter am Landgericht Dr. Fellner, die Richterin am Landgericht Schuster und den Richter Dr. Behrendt beschlossen:</w:t>
       </w:r>
     </w:p>
     <w:p>
@@ -74,15 +200,7 @@
         <w:pStyle w:val="ListNumber"/>
       </w:pPr>
       <w:r>
-        <w:t>Behauptung des Klägers: Die auf dem Stallgebaeude installierte Photovoltaikanlage erreicht nicht die im Werkvertrag zugesagte Nennleistung von 84,6 kWp. Die tatsächlich erzeugte Leistung liegt mindestens 28 Prozent unter der Zusage.</w:t>
-      </w:r>
-    </w:p>
-    <w:p>
-      <w:pPr>
-        <w:jc w:val="left"/>
-      </w:pPr>
-      <w:r>
-        <w:t>Beweisthema 1: Welche Nennleistung erreicht die Anlage tatsächlich? Ist eine etwaige Minderleistung auf bauliche Mängel zurückzuführen?</w:t>
+        <w:t>Es soll Beweis erhoben werden über die Behauptung des Klägers, die Photovoltaikanlage weise eine technisch nicht durch Verschattung oder Witterung erklärbare Mindererzeugung auf, durch schriftliches Gutachten eines Sachverständigen.</w:t>
       </w:r>
     </w:p>
     <w:p>
@@ -90,15 +208,7 @@
         <w:pStyle w:val="ListNumber"/>
       </w:pPr>
       <w:r>
-        <w:t>Behauptung des Klägers: Die Wechselrichter Hersteller Solartec-Bavaria, Typ SB-25, sind mangelhaft installiert worden.</w:t>
-      </w:r>
-    </w:p>
-    <w:p>
-      <w:pPr>
-        <w:jc w:val="left"/>
-      </w:pPr>
-      <w:r>
-        <w:t>Beweisthema 2: Sind die Wechselrichter ordnungsgemaess installiert? Bestehen Installationsmängel?</w:t>
+        <w:t>Der Sachverständige soll feststellen, ob 188 Module zu je 450 Watt installiert sind, die Ertragsdaten für 2023 und 2024 witterungs- und verschattungsbereinigt bewerten und angeben, ob eine etwaige Mindererzeugung auf Planungs-, Montage- oder Gerätefehler zurückzuführen ist.</w:t>
       </w:r>
     </w:p>
     <w:p>
@@ -106,105 +216,93 @@
         <w:pStyle w:val="ListNumber"/>
       </w:pPr>
       <w:r>
-        <w:t>Behauptung des Klägers: Die Modulhalter sind mangelhaft montiert; Wassereintritt war die Folge.</w:t>
+        <w:t>Der Sachverständige soll die drei Wechselrichter Solartec-Bavaria SB-25, deren Konfiguration und die protokollierten Fehlercodes untersuchen. Er soll darlegen, ob ein Montage- oder Gerätefehler vorliegt und welche Maßnahmen gegebenenfalls erforderlich sind.</w:t>
       </w:r>
     </w:p>
     <w:p>
       <w:pPr>
-        <w:jc w:val="left"/>
+        <w:pStyle w:val="ListNumber"/>
       </w:pPr>
       <w:r>
-        <w:t>Beweisthema 3: Sind die Modulhalter so montiert, dass Wassereintritt ausgeschlossen ist? Wenn nicht, welche Mangelbeseitigungskosten wären erforderlich?</w:t>
+        <w:t>Der Sachverständige soll die Dachanschlüsse und Modulhalter untersuchen. Er soll bewerten, ob die Ausführung den anerkannten Regeln der Technik entspricht, ob die dokumentierten Feuchtespuren hierdurch verursacht worden sein können und welche Kosten eine technisch erforderliche Beseitigung auslöst.</w:t>
       </w:r>
     </w:p>
     <w:p>
       <w:pPr>
-        <w:jc w:val="left"/>
+        <w:pStyle w:val="ListNumber"/>
       </w:pPr>
       <w:r>
-        <w:t>Zum Sachverständigen wird der öffentlich bestellte und vereidigte Sachverständige</w:t>
+        <w:t>Zum Sachverständigen wird Dipl.-Ing. Edmund Pfaffenberger, Hauptstraße 142, 92637 Weiden, bestellt.</w:t>
       </w:r>
     </w:p>
     <w:p>
-      <w:pPr>
-        <w:jc w:val="left"/>
-      </w:pPr>
       <w:r>
-        <w:t>Dipl.-Ing. Edmund Pfaffenberger</w:t>
+        <w:t>Der Sachverständige wird gebeten, unverzüglich mitzuteilen, ob Gründe gegen die Übernahme sprechen, ob weitere Unterlagen benötigt werden und ob die voraussichtlichen Kosten den Vorschuss von 9000 Euro wesentlich übersteigen. Der Auftrag ist persönlich zu erledigen. Werden Hilfskräfte eingesetzt, sind deren Namen und Tätigkeiten anzugeben.</w:t>
       </w:r>
     </w:p>
     <w:p>
-      <w:pPr>
-        <w:jc w:val="left"/>
-      </w:pPr>
       <w:r>
-        <w:t>Sachgebiet Photovoltaik und Elektrotechnik</w:t>
+        <w:t>Das schriftliche Gutachten soll bis zum 30. Juni 2025 bei Gericht eingehen. Der Sachverständige darf einen Ortstermin erst nach Abstimmung mit den Parteien durchführen. Beide Prozessbevollmächtigten erhalten Gelegenheit zur Teilnahme.</w:t>
       </w:r>
     </w:p>
     <w:p>
-      <w:pPr>
-        <w:jc w:val="left"/>
-      </w:pPr>
       <w:r>
-        <w:t>Büro: Hauptstrasse 142, 92637 Weiden</w:t>
+        <w:t>Dr. Fellner</w:t>
+        <w:br/>
+        <w:t>Vorsitzender Richter am Landgericht</w:t>
       </w:r>
     </w:p>
     <w:p>
-      <w:pPr>
-        <w:jc w:val="left"/>
-      </w:pPr>
       <w:r>
-        <w:t>bestellt. Der Sachverständige wird gebeten, das Gutachten bis zum 30.06.2025 zu erstatten.</w:t>
-      </w:r>
-    </w:p>
-    <w:p>
-      <w:pPr>
-        <w:jc w:val="left"/>
-      </w:pPr>
-      <w:r>
-        <w:t>Vor Annahme des Auftrags möge der Sachverständige mitteilen, ob Bedenken hinsichtlich seiner Unabhängigkeit bestehen und ob mit dem Auftrag voraussichtliche Kosten von über 6.000 Euro verbunden sind (§ 407a Abs. 4 S. 2 ZPO).</w:t>
-      </w:r>
-    </w:p>
-    <w:p>
-      <w:pPr>
-        <w:jc w:val="left"/>
-      </w:pPr>
-      <w:r>
-        <w:t>Auf § 407a Abs. 1 ZPO wird ausdrücklich hingewiesen.</w:t>
-      </w:r>
-    </w:p>
-    <w:p>
-      <w:pPr>
-        <w:jc w:val="left"/>
-      </w:pPr>
-      <w:r>
-        <w:t>Regensburg, 15.01.2025</w:t>
-      </w:r>
-    </w:p>
-    <w:p>
-      <w:pPr>
-        <w:jc w:val="left"/>
-      </w:pPr>
-      <w:r>
-        <w:t>Dr. Fellner</w:t>
-      </w:r>
-    </w:p>
-    <w:p>
-      <w:pPr>
-        <w:jc w:val="left"/>
-      </w:pPr>
-      <w:r>
-        <w:t>Vorsitzender der 4. Zivilkammer</w:t>
+        <w:t>Für die Richtigkeit der Abschrift</w:t>
+        <w:br/>
+        <w:t>Anna Vogelsang, Justizbeschäftigte</w:t>
+        <w:br/>
+        <w:t>Maschinell beglaubigt, ohne Unterschrift gültig</w:t>
       </w:r>
     </w:p>
     <w:sectPr>
+      <w:footerReference w:type="default" r:id="rId9"/>
       <w:pgSz w:w="11906" w:h="16838"/>
-      <w:pgMar w:top="1417" w:right="1417" w:bottom="1417" w:left="1417" w:header="720" w:footer="720" w:gutter="0"/>
+      <w:pgMar w:top="1191" w:right="1191" w:bottom="1020" w:left="1276" w:header="720" w:footer="720" w:gutter="0"/>
       <w:cols w:space="720"/>
       <w:docGrid w:linePitch="360"/>
     </w:sectPr>
   </w:body>
 </w:document>
+</file>
+
+<file path=word/footer1.xml><?xml version="1.0" encoding="utf-8"?>
+<w:ftr xmlns:m="http://schemas.openxmlformats.org/officeDocument/2006/math" xmlns:mc="http://schemas.openxmlformats.org/markup-compatibility/2006" xmlns:mo="http://schemas.microsoft.com/office/mac/office/2008/main" xmlns:mv="urn:schemas-microsoft-com:mac:vml" xmlns:o="urn:schemas-microsoft-com:office:office" xmlns:r="http://schemas.openxmlformats.org/officeDocument/2006/relationships" xmlns:v="urn:schemas-microsoft-com:vml" xmlns:w10="urn:schemas-microsoft-com:office:word" xmlns:w14="http://schemas.microsoft.com/office/word/2010/wordml" xmlns:w="http://schemas.openxmlformats.org/wordprocessingml/2006/main" xmlns:wne="http://schemas.microsoft.com/office/word/2006/wordml" xmlns:wp14="http://schemas.microsoft.com/office/word/2010/wordprocessingDrawing" xmlns:wp="http://schemas.openxmlformats.org/drawingml/2006/wordprocessingDrawing" xmlns:wpc="http://schemas.microsoft.com/office/word/2010/wordprocessingCanvas" xmlns:wpg="http://schemas.microsoft.com/office/word/2010/wordprocessingGroup" xmlns:wpi="http://schemas.microsoft.com/office/word/2010/wordprocessingInk" xmlns:wps="http://schemas.microsoft.com/office/word/2010/wordprocessingShape" mc:Ignorable="w14 wp14">
+  <w:p>
+    <w:pPr>
+      <w:jc w:val="center"/>
+    </w:pPr>
+    <w:r>
+      <w:rPr>
+        <w:color w:val="646464"/>
+        <w:sz w:val="16"/>
+      </w:rPr>
+      <w:t xml:space="preserve">4 O 1287/24  |  </w:t>
+    </w:r>
+    <w:r>
+      <w:rPr>
+        <w:color w:val="646464"/>
+        <w:sz w:val="16"/>
+      </w:rPr>
+      <w:t xml:space="preserve">Seite </w:t>
+    </w:r>
+    <w:r>
+      <w:rPr>
+        <w:color w:val="646464"/>
+        <w:sz w:val="16"/>
+      </w:rPr>
+      <w:fldChar w:fldCharType="begin"/>
+      <w:instrText xml:space="preserve"> PAGE </w:instrText>
+      <w:fldChar w:fldCharType="end"/>
+    </w:r>
+  </w:p>
+</w:ftr>
 </file>
 
 <file path=word/numbering.xml><?xml version="1.0" encoding="utf-8"?>
@@ -570,9 +668,12 @@
     <w:name w:val="Normal"/>
     <w:qFormat/>
     <w:rsid w:val="00FC693F"/>
+    <w:pPr>
+      <w:spacing w:after="120" w:line="269" w:lineRule="auto"/>
+    </w:pPr>
     <w:rPr>
-      <w:rFonts w:ascii="Times New Roman" w:hAnsi="Times New Roman"/>
-      <w:sz w:val="22"/>
+      <w:rFonts w:ascii="Arial" w:hAnsi="Arial"/>
+      <w:sz w:val="21"/>
     </w:rPr>
   </w:style>
   <w:style w:type="paragraph" w:styleId="Header">
@@ -630,14 +731,15 @@
     <w:pPr>
       <w:keepNext/>
       <w:keepLines/>
-      <w:spacing w:before="480" w:after="0"/>
+      <w:spacing w:before="200" w:after="80"/>
       <w:outlineLvl w:val="0"/>
     </w:pPr>
     <w:rPr>
-      <w:rFonts w:asciiTheme="majorHAnsi" w:eastAsiaTheme="majorEastAsia" w:hAnsiTheme="majorHAnsi" w:cstheme="majorBidi" w:ascii="Times New Roman" w:hAnsi="Times New Roman"/>
+      <w:rFonts w:asciiTheme="majorHAnsi" w:eastAsiaTheme="majorEastAsia" w:hAnsiTheme="majorHAnsi" w:cstheme="majorBidi" w:ascii="Arial" w:hAnsi="Arial"/>
       <w:b/>
       <w:bCs/>
-      <w:sz w:val="28"/>
+      <w:color w:val="23364D"/>
+      <w:sz w:val="26"/>
       <w:szCs w:val="28"/>
     </w:rPr>
   </w:style>
@@ -653,14 +755,15 @@
     <w:pPr>
       <w:keepNext/>
       <w:keepLines/>
-      <w:spacing w:before="200" w:after="0"/>
+      <w:spacing w:before="200" w:after="80"/>
       <w:outlineLvl w:val="1"/>
     </w:pPr>
     <w:rPr>
-      <w:rFonts w:asciiTheme="majorHAnsi" w:eastAsiaTheme="majorEastAsia" w:hAnsiTheme="majorHAnsi" w:cstheme="majorBidi" w:ascii="Times New Roman" w:hAnsi="Times New Roman"/>
+      <w:rFonts w:asciiTheme="majorHAnsi" w:eastAsiaTheme="majorEastAsia" w:hAnsiTheme="majorHAnsi" w:cstheme="majorBidi" w:ascii="Arial" w:hAnsi="Arial"/>
       <w:b/>
       <w:bCs/>
-      <w:sz w:val="24"/>
+      <w:color w:val="365F75"/>
+      <w:sz w:val="23"/>
       <w:szCs w:val="26"/>
     </w:rPr>
   </w:style>
@@ -676,14 +779,15 @@
     <w:pPr>
       <w:keepNext/>
       <w:keepLines/>
-      <w:spacing w:before="200" w:after="0"/>
+      <w:spacing w:before="200" w:after="80"/>
       <w:outlineLvl w:val="2"/>
     </w:pPr>
     <w:rPr>
-      <w:rFonts w:asciiTheme="majorHAnsi" w:eastAsiaTheme="majorEastAsia" w:hAnsiTheme="majorHAnsi" w:cstheme="majorBidi" w:ascii="Times New Roman" w:hAnsi="Times New Roman"/>
+      <w:rFonts w:asciiTheme="majorHAnsi" w:eastAsiaTheme="majorEastAsia" w:hAnsiTheme="majorHAnsi" w:cstheme="majorBidi" w:ascii="Arial" w:hAnsi="Arial"/>
       <w:b/>
       <w:bCs/>
-      <w:sz w:val="22"/>
+      <w:color w:val="365F75"/>
+      <w:sz w:val="21"/>
     </w:rPr>
   </w:style>
   <w:style w:type="paragraph" w:styleId="Heading4">
@@ -917,15 +1021,16 @@
       <w:pBdr>
         <w:bottom w:val="single" w:sz="8" w:space="4" w:color="4F81BD" w:themeColor="accent1"/>
       </w:pBdr>
-      <w:spacing w:after="300" w:line="240" w:lineRule="auto"/>
+      <w:spacing w:after="80" w:line="240" w:lineRule="auto" w:before="200"/>
       <w:contextualSpacing/>
     </w:pPr>
     <w:rPr>
-      <w:rFonts w:asciiTheme="majorHAnsi" w:eastAsiaTheme="majorEastAsia" w:hAnsiTheme="majorHAnsi" w:cstheme="majorBidi"/>
-      <w:color w:val="17365D" w:themeColor="text2" w:themeShade="BF"/>
+      <w:rFonts w:asciiTheme="majorHAnsi" w:eastAsiaTheme="majorEastAsia" w:hAnsiTheme="majorHAnsi" w:cstheme="majorBidi" w:ascii="Arial" w:hAnsi="Arial"/>
+      <w:b/>
+      <w:color w:val="23364D"/>
       <w:spacing w:val="5"/>
       <w:kern w:val="28"/>
-      <w:sz w:val="52"/>
+      <w:sz w:val="36"/>
       <w:szCs w:val="52"/>
     </w:rPr>
   </w:style>
